--- a/api/_docrh/modelos/relatorio-ocorrencia-ponto.docx
+++ b/api/_docrh/modelos/relatorio-ocorrencia-ponto.docx
@@ -89,7 +89,7 @@
                 <w:sz w:val="22"/>
                 <w:szCs w:val="22"/>
               </w:rPr>
-              <w:t xml:space="preserve">Empregado (a): </w:t>
+              <w:t>Empregado (a):  {{NOME_EMPREGADO}}</w:t>
             </w:r>
           </w:p>
         </w:tc>
@@ -117,7 +117,7 @@
                 <w:sz w:val="22"/>
                 <w:szCs w:val="22"/>
               </w:rPr>
-              <w:t>CPF nº:</w:t>
+              <w:t>CPF nº: {{CPF_EMPREGADO}}</w:t>
             </w:r>
           </w:p>
         </w:tc>
